--- a/resume.pdf.docx
+++ b/resume.pdf.docx
@@ -216,7 +216,6 @@
         </w:rPr>
         <w:t xml:space="preserve"> </w:t>
       </w:r>
-      <w:proofErr w:type="gramStart"/>
       <w:r>
         <w:t>OBJECTIVE</w:t>
       </w:r>
@@ -232,7 +231,6 @@
         </w:rPr>
         <w:t>:</w:t>
       </w:r>
-      <w:proofErr w:type="gramEnd"/>
     </w:p>
     <w:p>
       <w:pPr>
@@ -812,7 +810,6 @@
         </w:rPr>
         <w:t xml:space="preserve"> </w:t>
       </w:r>
-      <w:proofErr w:type="gramStart"/>
       <w:r>
         <w:t>EXPERIENCE</w:t>
       </w:r>
@@ -828,7 +825,6 @@
         </w:rPr>
         <w:t>:</w:t>
       </w:r>
-      <w:proofErr w:type="gramEnd"/>
     </w:p>
     <w:p>
       <w:pPr>
@@ -1003,7 +999,7 @@
           <w:b/>
           <w:sz w:val="20"/>
         </w:rPr>
-        <w:t>1.8</w:t>
+        <w:t>2+</w:t>
       </w:r>
       <w:r>
         <w:rPr>
@@ -1099,21 +1095,12 @@
         </w:rPr>
         <w:t xml:space="preserve"> </w:t>
       </w:r>
-      <w:proofErr w:type="gramStart"/>
-      <w:r>
-        <w:rPr>
-          <w:b/>
-          <w:sz w:val="20"/>
-        </w:rPr>
-        <w:t>Testing(</w:t>
-      </w:r>
-      <w:proofErr w:type="gramEnd"/>
-      <w:r>
-        <w:rPr>
-          <w:b/>
-          <w:sz w:val="20"/>
-        </w:rPr>
-        <w:t>QA)</w:t>
+      <w:r>
+        <w:rPr>
+          <w:b/>
+          <w:sz w:val="20"/>
+        </w:rPr>
+        <w:t>Testing(QA)</w:t>
       </w:r>
       <w:r>
         <w:rPr>
@@ -1769,21 +1756,12 @@
         </w:rPr>
         <w:t xml:space="preserve"> </w:t>
       </w:r>
-      <w:proofErr w:type="gramStart"/>
-      <w:r>
-        <w:rPr>
-          <w:b/>
-          <w:sz w:val="20"/>
-        </w:rPr>
-        <w:t>POM(</w:t>
-      </w:r>
-      <w:proofErr w:type="gramEnd"/>
-      <w:r>
-        <w:rPr>
-          <w:b/>
-          <w:sz w:val="20"/>
-        </w:rPr>
-        <w:t>Page</w:t>
+      <w:r>
+        <w:rPr>
+          <w:b/>
+          <w:sz w:val="20"/>
+        </w:rPr>
+        <w:t>POM(Page</w:t>
       </w:r>
       <w:r>
         <w:rPr>
@@ -1909,7 +1887,6 @@
         </w:rPr>
         <w:t xml:space="preserve">, </w:t>
       </w:r>
-      <w:proofErr w:type="spellStart"/>
       <w:r>
         <w:rPr>
           <w:b/>
@@ -1917,7 +1894,6 @@
         </w:rPr>
         <w:t>Listbox</w:t>
       </w:r>
-      <w:proofErr w:type="spellEnd"/>
       <w:r>
         <w:rPr>
           <w:sz w:val="20"/>
@@ -2514,23 +2490,13 @@
         </w:rPr>
         <w:t xml:space="preserve"> </w:t>
       </w:r>
-      <w:proofErr w:type="spellStart"/>
       <w:r>
         <w:rPr>
           <w:b/>
           <w:spacing w:val="-2"/>
           <w:sz w:val="20"/>
         </w:rPr>
-        <w:t>Xpath</w:t>
-      </w:r>
-      <w:proofErr w:type="spellEnd"/>
-      <w:r>
-        <w:rPr>
-          <w:b/>
-          <w:spacing w:val="-2"/>
-          <w:sz w:val="20"/>
-        </w:rPr>
-        <w:t>.</w:t>
+        <w:t>Xpath.</w:t>
       </w:r>
     </w:p>
     <w:p>
@@ -4006,7 +3972,6 @@
         </w:rPr>
         <w:t xml:space="preserve"> </w:t>
       </w:r>
-      <w:proofErr w:type="gramStart"/>
       <w:r>
         <w:t>EXPERIENCE</w:t>
       </w:r>
@@ -4022,7 +3987,6 @@
         </w:rPr>
         <w:t>:</w:t>
       </w:r>
-      <w:proofErr w:type="gramEnd"/>
     </w:p>
     <w:p>
       <w:pPr>
@@ -4264,7 +4228,6 @@
         </w:rPr>
         <w:t xml:space="preserve"> </w:t>
       </w:r>
-      <w:proofErr w:type="gramStart"/>
       <w:r>
         <w:t>QUALIFICATION</w:t>
       </w:r>
@@ -4280,7 +4243,6 @@
         </w:rPr>
         <w:t>:</w:t>
       </w:r>
-      <w:proofErr w:type="gramEnd"/>
     </w:p>
     <w:p>
       <w:pPr>
@@ -4424,8 +4386,6 @@
           <w:sz w:val="20"/>
         </w:rPr>
       </w:pPr>
-      <w:proofErr w:type="spellStart"/>
-      <w:proofErr w:type="gramStart"/>
       <w:r>
         <w:rPr>
           <w:b/>
@@ -4433,8 +4393,6 @@
         </w:rPr>
         <w:t>B.Tech</w:t>
       </w:r>
-      <w:proofErr w:type="spellEnd"/>
-      <w:proofErr w:type="gramEnd"/>
       <w:r>
         <w:rPr>
           <w:b/>
@@ -5378,23 +5336,13 @@
               </w:rPr>
               <w:t xml:space="preserve"> </w:t>
             </w:r>
-            <w:proofErr w:type="spellStart"/>
             <w:r>
               <w:rPr>
                 <w:b/>
                 <w:sz w:val="20"/>
                 <w:szCs w:val="20"/>
               </w:rPr>
-              <w:t>Evigyan</w:t>
-            </w:r>
-            <w:proofErr w:type="spellEnd"/>
-            <w:r>
-              <w:rPr>
-                <w:b/>
-                <w:sz w:val="20"/>
-                <w:szCs w:val="20"/>
-              </w:rPr>
-              <w:t xml:space="preserve"> – Academic</w:t>
+              <w:t>Evigyan – Academic</w:t>
             </w:r>
           </w:p>
           <w:p>
@@ -5810,14 +5758,12 @@
       <w:pPr>
         <w:pStyle w:val="NormalWeb"/>
       </w:pPr>
-      <w:proofErr w:type="spellStart"/>
       <w:r>
         <w:rPr>
           <w:rStyle w:val="Strong"/>
         </w:rPr>
         <w:t>Evigyan</w:t>
       </w:r>
-      <w:proofErr w:type="spellEnd"/>
       <w:r>
         <w:t xml:space="preserve"> is a centralized academic management platform designed to automate and streamline all major student-related activities within educational institutions. The application enables end-to-end digital management of </w:t>
       </w:r>
@@ -5869,7 +5815,6 @@
         </w:rPr>
         <w:t xml:space="preserve"> </w:t>
       </w:r>
-      <w:proofErr w:type="gramStart"/>
       <w:r>
         <w:t>Responsibility</w:t>
       </w:r>
@@ -5879,7 +5824,6 @@
         </w:rPr>
         <w:t xml:space="preserve"> :</w:t>
       </w:r>
-      <w:proofErr w:type="gramEnd"/>
     </w:p>
     <w:p>
       <w:pPr>
@@ -6677,21 +6621,12 @@
         </w:rPr>
         <w:t xml:space="preserve"> </w:t>
       </w:r>
-      <w:proofErr w:type="spellStart"/>
-      <w:r>
-        <w:rPr>
-          <w:b/>
-          <w:sz w:val="20"/>
-        </w:rPr>
-        <w:t>Syncronization</w:t>
-      </w:r>
-      <w:proofErr w:type="spellEnd"/>
-      <w:r>
-        <w:rPr>
-          <w:b/>
-          <w:sz w:val="20"/>
-        </w:rPr>
-        <w:t>,</w:t>
+      <w:r>
+        <w:rPr>
+          <w:b/>
+          <w:sz w:val="20"/>
+        </w:rPr>
+        <w:t>Syncronization,</w:t>
       </w:r>
       <w:r>
         <w:rPr>
@@ -8037,7 +7972,6 @@
         </w:rPr>
         <w:t xml:space="preserve"> </w:t>
       </w:r>
-      <w:proofErr w:type="spellStart"/>
       <w:r>
         <w:rPr>
           <w:b/>
@@ -8045,7 +7979,6 @@
         </w:rPr>
         <w:t>Xpath</w:t>
       </w:r>
-      <w:proofErr w:type="spellEnd"/>
       <w:r>
         <w:rPr>
           <w:b/>
@@ -9285,7 +9218,6 @@
         </w:rPr>
         <w:t xml:space="preserve"> </w:t>
       </w:r>
-      <w:proofErr w:type="gramStart"/>
       <w:r>
         <w:t>DETAILS</w:t>
       </w:r>
@@ -9301,7 +9233,6 @@
         </w:rPr>
         <w:t>:</w:t>
       </w:r>
-      <w:proofErr w:type="gramEnd"/>
     </w:p>
     <w:p>
       <w:pPr>
@@ -9709,14 +9640,12 @@
               </w:rPr>
               <w:t xml:space="preserve"> </w:t>
             </w:r>
-            <w:proofErr w:type="spellStart"/>
             <w:r>
               <w:rPr>
                 <w:sz w:val="20"/>
               </w:rPr>
               <w:t>Ankamma</w:t>
             </w:r>
-            <w:proofErr w:type="spellEnd"/>
             <w:r>
               <w:rPr>
                 <w:spacing w:val="-6"/>
@@ -10010,14 +9939,12 @@
               </w:rPr>
               <w:t xml:space="preserve"> </w:t>
             </w:r>
-            <w:proofErr w:type="spellStart"/>
             <w:r>
               <w:rPr>
                 <w:sz w:val="20"/>
               </w:rPr>
               <w:t>Vengalrao</w:t>
             </w:r>
-            <w:proofErr w:type="spellEnd"/>
             <w:r>
               <w:rPr>
                 <w:spacing w:val="-15"/>
@@ -10038,14 +9965,12 @@
               </w:rPr>
               <w:t xml:space="preserve"> </w:t>
             </w:r>
-            <w:proofErr w:type="spellStart"/>
             <w:r>
               <w:rPr>
                 <w:sz w:val="20"/>
               </w:rPr>
               <w:t>Kavali</w:t>
             </w:r>
-            <w:proofErr w:type="spellEnd"/>
             <w:r>
               <w:rPr>
                 <w:spacing w:val="-15"/>
@@ -10084,23 +10009,7 @@
                 <w:spacing w:val="-2"/>
                 <w:sz w:val="20"/>
               </w:rPr>
-              <w:t>(</w:t>
-            </w:r>
-            <w:proofErr w:type="spellStart"/>
-            <w:r>
-              <w:rPr>
-                <w:spacing w:val="-2"/>
-                <w:sz w:val="20"/>
-              </w:rPr>
-              <w:t>Dist</w:t>
-            </w:r>
-            <w:proofErr w:type="spellEnd"/>
-            <w:r>
-              <w:rPr>
-                <w:spacing w:val="-2"/>
-                <w:sz w:val="20"/>
-              </w:rPr>
-              <w:t>),</w:t>
+              <w:t>(Dist),</w:t>
             </w:r>
           </w:p>
           <w:p>
@@ -10337,7 +10246,6 @@
         </w:rPr>
         <w:t xml:space="preserve">Place: </w:t>
       </w:r>
-      <w:proofErr w:type="gramStart"/>
       <w:r>
         <w:rPr>
           <w:b/>
@@ -10361,7 +10269,6 @@
         </w:rPr>
         <w:t>:</w:t>
       </w:r>
-      <w:proofErr w:type="gramEnd"/>
     </w:p>
     <w:p>
       <w:pPr>
@@ -11031,6 +10938,7 @@
     <w:lsdException w:name="HTML Sample" w:semiHidden="1" w:unhideWhenUsed="1"/>
     <w:lsdException w:name="HTML Typewriter" w:semiHidden="1" w:unhideWhenUsed="1"/>
     <w:lsdException w:name="HTML Variable" w:semiHidden="1" w:unhideWhenUsed="1"/>
+    <w:lsdException w:name="Normal Table" w:semiHidden="1" w:unhideWhenUsed="1"/>
     <w:lsdException w:name="annotation subject" w:semiHidden="1" w:unhideWhenUsed="1"/>
     <w:lsdException w:name="No List" w:semiHidden="1" w:unhideWhenUsed="1"/>
     <w:lsdException w:name="Outline List 1" w:semiHidden="1" w:unhideWhenUsed="1"/>
@@ -11073,8 +10981,11 @@
     <w:lsdException w:name="Table Contemporary" w:semiHidden="1" w:unhideWhenUsed="1"/>
     <w:lsdException w:name="Table Elegant" w:semiHidden="1" w:unhideWhenUsed="1"/>
     <w:lsdException w:name="Table Professional" w:semiHidden="1" w:unhideWhenUsed="1"/>
+    <w:lsdException w:name="Table Subtle 1" w:semiHidden="1" w:unhideWhenUsed="1"/>
     <w:lsdException w:name="Table Subtle 2" w:semiHidden="1" w:unhideWhenUsed="1"/>
     <w:lsdException w:name="Table Web 1" w:semiHidden="1" w:unhideWhenUsed="1"/>
+    <w:lsdException w:name="Table Web 2" w:semiHidden="1" w:unhideWhenUsed="1"/>
+    <w:lsdException w:name="Table Web 3" w:semiHidden="1" w:unhideWhenUsed="1"/>
     <w:lsdException w:name="Balloon Text" w:semiHidden="1" w:unhideWhenUsed="1"/>
     <w:lsdException w:name="Table Grid" w:uiPriority="39"/>
     <w:lsdException w:name="Table Theme" w:semiHidden="1" w:unhideWhenUsed="1"/>
